--- a/docs/02_Пользователи_и_требования.docx
+++ b/docs/02_Пользователи_и_требования.docx
@@ -884,7 +884,7 @@
       <w:outlineLvl w:val="0"/>
     </w:pPr>
     <w:rPr>
-      <w:rFonts w:asciiTheme="majorHAnsi" w:eastAsiaTheme="majorEastAsia" w:hAnsiTheme="majorHAnsi" w:cstheme="majorBidi" w:ascii="Times New Roman" w:hAnsi="Times New Roman" w:eastAsia="Times New Roman"/>
+      <w:rFonts w:ascii="Times New Roman" w:hAnsi="Times New Roman" w:eastAsia="Times New Roman"/>
       <w:b/>
       <w:bCs/>
       <w:color w:val="000000"/>
@@ -908,7 +908,7 @@
       <w:outlineLvl w:val="1"/>
     </w:pPr>
     <w:rPr>
-      <w:rFonts w:asciiTheme="majorHAnsi" w:eastAsiaTheme="majorEastAsia" w:hAnsiTheme="majorHAnsi" w:cstheme="majorBidi" w:ascii="Times New Roman" w:hAnsi="Times New Roman" w:eastAsia="Times New Roman"/>
+      <w:rFonts w:ascii="Times New Roman" w:hAnsi="Times New Roman" w:eastAsia="Times New Roman"/>
       <w:b/>
       <w:bCs/>
       <w:color w:val="000000"/>
@@ -932,7 +932,7 @@
       <w:outlineLvl w:val="2"/>
     </w:pPr>
     <w:rPr>
-      <w:rFonts w:asciiTheme="majorHAnsi" w:eastAsiaTheme="majorEastAsia" w:hAnsiTheme="majorHAnsi" w:cstheme="majorBidi"/>
+      <w:rFonts/>
       <w:b/>
       <w:bCs/>
       <w:color w:val="4F81BD" w:themeColor="accent1"/>
@@ -955,7 +955,7 @@
       <w:outlineLvl w:val="3"/>
     </w:pPr>
     <w:rPr>
-      <w:rFonts w:asciiTheme="majorHAnsi" w:eastAsiaTheme="majorEastAsia" w:hAnsiTheme="majorHAnsi" w:cstheme="majorBidi"/>
+      <w:rFonts/>
       <w:b/>
       <w:bCs/>
       <w:i/>
@@ -980,7 +980,7 @@
       <w:outlineLvl w:val="4"/>
     </w:pPr>
     <w:rPr>
-      <w:rFonts w:asciiTheme="majorHAnsi" w:eastAsiaTheme="majorEastAsia" w:hAnsiTheme="majorHAnsi" w:cstheme="majorBidi"/>
+      <w:rFonts/>
       <w:color w:val="243F60" w:themeColor="accent1" w:themeShade="7F"/>
     </w:rPr>
   </w:style>
@@ -1001,7 +1001,7 @@
       <w:outlineLvl w:val="5"/>
     </w:pPr>
     <w:rPr>
-      <w:rFonts w:asciiTheme="majorHAnsi" w:eastAsiaTheme="majorEastAsia" w:hAnsiTheme="majorHAnsi" w:cstheme="majorBidi"/>
+      <w:rFonts/>
       <w:i/>
       <w:iCs/>
       <w:color w:val="243F60" w:themeColor="accent1" w:themeShade="7F"/>
@@ -1024,7 +1024,7 @@
       <w:outlineLvl w:val="6"/>
     </w:pPr>
     <w:rPr>
-      <w:rFonts w:asciiTheme="majorHAnsi" w:eastAsiaTheme="majorEastAsia" w:hAnsiTheme="majorHAnsi" w:cstheme="majorBidi"/>
+      <w:rFonts/>
       <w:i/>
       <w:iCs/>
       <w:color w:val="404040" w:themeColor="text1" w:themeTint="BF"/>
@@ -1047,7 +1047,7 @@
       <w:outlineLvl w:val="7"/>
     </w:pPr>
     <w:rPr>
-      <w:rFonts w:asciiTheme="majorHAnsi" w:eastAsiaTheme="majorEastAsia" w:hAnsiTheme="majorHAnsi" w:cstheme="majorBidi"/>
+      <w:rFonts/>
       <w:color w:val="4F81BD" w:themeColor="accent1"/>
       <w:sz w:val="20"/>
       <w:szCs w:val="20"/>
@@ -1070,7 +1070,7 @@
       <w:outlineLvl w:val="8"/>
     </w:pPr>
     <w:rPr>
-      <w:rFonts w:asciiTheme="majorHAnsi" w:eastAsiaTheme="majorEastAsia" w:hAnsiTheme="majorHAnsi" w:cstheme="majorBidi"/>
+      <w:rFonts/>
       <w:i/>
       <w:iCs/>
       <w:color w:val="404040" w:themeColor="text1" w:themeTint="BF"/>
@@ -1121,7 +1121,7 @@
     <w:uiPriority w:val="9"/>
     <w:rsid w:val="00FC693F"/>
     <w:rPr>
-      <w:rFonts w:asciiTheme="majorHAnsi" w:eastAsiaTheme="majorEastAsia" w:hAnsiTheme="majorHAnsi" w:cstheme="majorBidi"/>
+      <w:rFonts/>
       <w:b/>
       <w:bCs/>
       <w:color w:val="365F91" w:themeColor="accent1" w:themeShade="BF"/>
@@ -1136,7 +1136,7 @@
     <w:uiPriority w:val="9"/>
     <w:rsid w:val="00FC693F"/>
     <w:rPr>
-      <w:rFonts w:asciiTheme="majorHAnsi" w:eastAsiaTheme="majorEastAsia" w:hAnsiTheme="majorHAnsi" w:cstheme="majorBidi"/>
+      <w:rFonts/>
       <w:b/>
       <w:bCs/>
       <w:color w:val="4F81BD" w:themeColor="accent1"/>
@@ -1151,7 +1151,7 @@
     <w:uiPriority w:val="9"/>
     <w:rsid w:val="00FC693F"/>
     <w:rPr>
-      <w:rFonts w:asciiTheme="majorHAnsi" w:eastAsiaTheme="majorEastAsia" w:hAnsiTheme="majorHAnsi" w:cstheme="majorBidi"/>
+      <w:rFonts/>
       <w:b/>
       <w:bCs/>
       <w:color w:val="4F81BD" w:themeColor="accent1"/>
@@ -1166,14 +1166,11 @@
     <w:qFormat/>
     <w:rsid w:val="00FC693F"/>
     <w:pPr>
-      <w:pBdr>
-        <w:bottom w:val="single" w:sz="8" w:space="4" w:color="4F81BD" w:themeColor="accent1"/>
-      </w:pBdr>
       <w:spacing w:after="140" w:line="240" w:lineRule="auto" w:before="200"/>
       <w:contextualSpacing/>
     </w:pPr>
     <w:rPr>
-      <w:rFonts w:asciiTheme="majorHAnsi" w:eastAsiaTheme="majorEastAsia" w:hAnsiTheme="majorHAnsi" w:cstheme="majorBidi" w:ascii="Times New Roman" w:hAnsi="Times New Roman" w:eastAsia="Times New Roman"/>
+      <w:rFonts w:ascii="Times New Roman" w:hAnsi="Times New Roman" w:eastAsia="Times New Roman"/>
       <w:b/>
       <w:color w:val="000000"/>
       <w:spacing w:val="5"/>
@@ -1189,7 +1186,7 @@
     <w:uiPriority w:val="10"/>
     <w:rsid w:val="00FC693F"/>
     <w:rPr>
-      <w:rFonts w:asciiTheme="majorHAnsi" w:eastAsiaTheme="majorEastAsia" w:hAnsiTheme="majorHAnsi" w:cstheme="majorBidi"/>
+      <w:rFonts/>
       <w:color w:val="17365D" w:themeColor="text2" w:themeShade="BF"/>
       <w:spacing w:val="5"/>
       <w:kern w:val="28"/>
@@ -1211,7 +1208,7 @@
       </w:numPr>
     </w:pPr>
     <w:rPr>
-      <w:rFonts w:asciiTheme="majorHAnsi" w:eastAsiaTheme="majorEastAsia" w:hAnsiTheme="majorHAnsi" w:cstheme="majorBidi" w:ascii="Times New Roman" w:hAnsi="Times New Roman" w:eastAsia="Times New Roman"/>
+      <w:rFonts w:ascii="Times New Roman" w:hAnsi="Times New Roman" w:eastAsia="Times New Roman"/>
       <w:i/>
       <w:iCs/>
       <w:color w:val="000000"/>
@@ -1227,7 +1224,7 @@
     <w:uiPriority w:val="11"/>
     <w:rsid w:val="00FC693F"/>
     <w:rPr>
-      <w:rFonts w:asciiTheme="majorHAnsi" w:eastAsiaTheme="majorEastAsia" w:hAnsiTheme="majorHAnsi" w:cstheme="majorBidi"/>
+      <w:rFonts/>
       <w:i/>
       <w:iCs/>
       <w:color w:val="4F81BD" w:themeColor="accent1"/>
@@ -1525,7 +1522,7 @@
     <w:semiHidden/>
     <w:rsid w:val="00FC693F"/>
     <w:rPr>
-      <w:rFonts w:asciiTheme="majorHAnsi" w:eastAsiaTheme="majorEastAsia" w:hAnsiTheme="majorHAnsi" w:cstheme="majorBidi"/>
+      <w:rFonts/>
       <w:b/>
       <w:bCs/>
       <w:i/>
@@ -1541,7 +1538,7 @@
     <w:semiHidden/>
     <w:rsid w:val="00FC693F"/>
     <w:rPr>
-      <w:rFonts w:asciiTheme="majorHAnsi" w:eastAsiaTheme="majorEastAsia" w:hAnsiTheme="majorHAnsi" w:cstheme="majorBidi"/>
+      <w:rFonts/>
       <w:color w:val="243F60" w:themeColor="accent1" w:themeShade="7F"/>
     </w:rPr>
   </w:style>
@@ -1553,7 +1550,7 @@
     <w:semiHidden/>
     <w:rsid w:val="00FC693F"/>
     <w:rPr>
-      <w:rFonts w:asciiTheme="majorHAnsi" w:eastAsiaTheme="majorEastAsia" w:hAnsiTheme="majorHAnsi" w:cstheme="majorBidi"/>
+      <w:rFonts/>
       <w:i/>
       <w:iCs/>
       <w:color w:val="243F60" w:themeColor="accent1" w:themeShade="7F"/>
@@ -1567,7 +1564,7 @@
     <w:semiHidden/>
     <w:rsid w:val="00FC693F"/>
     <w:rPr>
-      <w:rFonts w:asciiTheme="majorHAnsi" w:eastAsiaTheme="majorEastAsia" w:hAnsiTheme="majorHAnsi" w:cstheme="majorBidi"/>
+      <w:rFonts/>
       <w:i/>
       <w:iCs/>
       <w:color w:val="404040" w:themeColor="text1" w:themeTint="BF"/>
@@ -1581,7 +1578,7 @@
     <w:semiHidden/>
     <w:rsid w:val="00FC693F"/>
     <w:rPr>
-      <w:rFonts w:asciiTheme="majorHAnsi" w:eastAsiaTheme="majorEastAsia" w:hAnsiTheme="majorHAnsi" w:cstheme="majorBidi"/>
+      <w:rFonts/>
       <w:color w:val="4F81BD" w:themeColor="accent1"/>
       <w:sz w:val="20"/>
       <w:szCs w:val="20"/>
@@ -1595,7 +1592,7 @@
     <w:semiHidden/>
     <w:rsid w:val="00FC693F"/>
     <w:rPr>
-      <w:rFonts w:asciiTheme="majorHAnsi" w:eastAsiaTheme="majorEastAsia" w:hAnsiTheme="majorHAnsi" w:cstheme="majorBidi"/>
+      <w:rFonts/>
       <w:i/>
       <w:iCs/>
       <w:color w:val="404040" w:themeColor="text1" w:themeTint="BF"/>
@@ -1656,9 +1653,6 @@
     <w:qFormat/>
     <w:rsid w:val="00FC693F"/>
     <w:pPr>
-      <w:pBdr>
-        <w:bottom w:val="single" w:sz="4" w:space="4" w:color="4F81BD" w:themeColor="accent1"/>
-      </w:pBdr>
       <w:spacing w:before="200" w:after="280"/>
       <w:ind w:left="936" w:right="936"/>
     </w:pPr>
@@ -3186,7 +3180,7 @@
         <w:spacing w:before="0" w:after="0" w:line="240" w:lineRule="auto"/>
       </w:pPr>
       <w:rPr>
-        <w:rFonts w:asciiTheme="majorHAnsi" w:eastAsiaTheme="majorEastAsia" w:hAnsiTheme="majorHAnsi" w:cstheme="majorBidi"/>
+        <w:rFonts/>
         <w:b/>
         <w:bCs/>
       </w:rPr>
@@ -3207,7 +3201,7 @@
         <w:spacing w:before="0" w:after="0" w:line="240" w:lineRule="auto"/>
       </w:pPr>
       <w:rPr>
-        <w:rFonts w:asciiTheme="majorHAnsi" w:eastAsiaTheme="majorEastAsia" w:hAnsiTheme="majorHAnsi" w:cstheme="majorBidi"/>
+        <w:rFonts/>
         <w:b/>
         <w:bCs/>
       </w:rPr>
@@ -3225,14 +3219,14 @@
     </w:tblStylePr>
     <w:tblStylePr w:type="firstCol">
       <w:rPr>
-        <w:rFonts w:asciiTheme="majorHAnsi" w:eastAsiaTheme="majorEastAsia" w:hAnsiTheme="majorHAnsi" w:cstheme="majorBidi"/>
+        <w:rFonts/>
         <w:b/>
         <w:bCs/>
       </w:rPr>
     </w:tblStylePr>
     <w:tblStylePr w:type="lastCol">
       <w:rPr>
-        <w:rFonts w:asciiTheme="majorHAnsi" w:eastAsiaTheme="majorEastAsia" w:hAnsiTheme="majorHAnsi" w:cstheme="majorBidi"/>
+        <w:rFonts/>
         <w:b/>
         <w:bCs/>
       </w:rPr>
@@ -3316,7 +3310,7 @@
         <w:spacing w:before="0" w:after="0" w:line="240" w:lineRule="auto"/>
       </w:pPr>
       <w:rPr>
-        <w:rFonts w:asciiTheme="majorHAnsi" w:eastAsiaTheme="majorEastAsia" w:hAnsiTheme="majorHAnsi" w:cstheme="majorBidi"/>
+        <w:rFonts/>
         <w:b/>
         <w:bCs/>
       </w:rPr>
@@ -3337,7 +3331,7 @@
         <w:spacing w:before="0" w:after="0" w:line="240" w:lineRule="auto"/>
       </w:pPr>
       <w:rPr>
-        <w:rFonts w:asciiTheme="majorHAnsi" w:eastAsiaTheme="majorEastAsia" w:hAnsiTheme="majorHAnsi" w:cstheme="majorBidi"/>
+        <w:rFonts/>
         <w:b/>
         <w:bCs/>
       </w:rPr>
@@ -3355,14 +3349,14 @@
     </w:tblStylePr>
     <w:tblStylePr w:type="firstCol">
       <w:rPr>
-        <w:rFonts w:asciiTheme="majorHAnsi" w:eastAsiaTheme="majorEastAsia" w:hAnsiTheme="majorHAnsi" w:cstheme="majorBidi"/>
+        <w:rFonts/>
         <w:b/>
         <w:bCs/>
       </w:rPr>
     </w:tblStylePr>
     <w:tblStylePr w:type="lastCol">
       <w:rPr>
-        <w:rFonts w:asciiTheme="majorHAnsi" w:eastAsiaTheme="majorEastAsia" w:hAnsiTheme="majorHAnsi" w:cstheme="majorBidi"/>
+        <w:rFonts/>
         <w:b/>
         <w:bCs/>
       </w:rPr>
@@ -3446,7 +3440,7 @@
         <w:spacing w:before="0" w:after="0" w:line="240" w:lineRule="auto"/>
       </w:pPr>
       <w:rPr>
-        <w:rFonts w:asciiTheme="majorHAnsi" w:eastAsiaTheme="majorEastAsia" w:hAnsiTheme="majorHAnsi" w:cstheme="majorBidi"/>
+        <w:rFonts/>
         <w:b/>
         <w:bCs/>
       </w:rPr>
@@ -3467,7 +3461,7 @@
         <w:spacing w:before="0" w:after="0" w:line="240" w:lineRule="auto"/>
       </w:pPr>
       <w:rPr>
-        <w:rFonts w:asciiTheme="majorHAnsi" w:eastAsiaTheme="majorEastAsia" w:hAnsiTheme="majorHAnsi" w:cstheme="majorBidi"/>
+        <w:rFonts/>
         <w:b/>
         <w:bCs/>
       </w:rPr>
@@ -3485,14 +3479,14 @@
     </w:tblStylePr>
     <w:tblStylePr w:type="firstCol">
       <w:rPr>
-        <w:rFonts w:asciiTheme="majorHAnsi" w:eastAsiaTheme="majorEastAsia" w:hAnsiTheme="majorHAnsi" w:cstheme="majorBidi"/>
+        <w:rFonts/>
         <w:b/>
         <w:bCs/>
       </w:rPr>
     </w:tblStylePr>
     <w:tblStylePr w:type="lastCol">
       <w:rPr>
-        <w:rFonts w:asciiTheme="majorHAnsi" w:eastAsiaTheme="majorEastAsia" w:hAnsiTheme="majorHAnsi" w:cstheme="majorBidi"/>
+        <w:rFonts/>
         <w:b/>
         <w:bCs/>
       </w:rPr>
@@ -3576,7 +3570,7 @@
         <w:spacing w:before="0" w:after="0" w:line="240" w:lineRule="auto"/>
       </w:pPr>
       <w:rPr>
-        <w:rFonts w:asciiTheme="majorHAnsi" w:eastAsiaTheme="majorEastAsia" w:hAnsiTheme="majorHAnsi" w:cstheme="majorBidi"/>
+        <w:rFonts/>
         <w:b/>
         <w:bCs/>
       </w:rPr>
@@ -3597,7 +3591,7 @@
         <w:spacing w:before="0" w:after="0" w:line="240" w:lineRule="auto"/>
       </w:pPr>
       <w:rPr>
-        <w:rFonts w:asciiTheme="majorHAnsi" w:eastAsiaTheme="majorEastAsia" w:hAnsiTheme="majorHAnsi" w:cstheme="majorBidi"/>
+        <w:rFonts/>
         <w:b/>
         <w:bCs/>
       </w:rPr>
@@ -3615,14 +3609,14 @@
     </w:tblStylePr>
     <w:tblStylePr w:type="firstCol">
       <w:rPr>
-        <w:rFonts w:asciiTheme="majorHAnsi" w:eastAsiaTheme="majorEastAsia" w:hAnsiTheme="majorHAnsi" w:cstheme="majorBidi"/>
+        <w:rFonts/>
         <w:b/>
         <w:bCs/>
       </w:rPr>
     </w:tblStylePr>
     <w:tblStylePr w:type="lastCol">
       <w:rPr>
-        <w:rFonts w:asciiTheme="majorHAnsi" w:eastAsiaTheme="majorEastAsia" w:hAnsiTheme="majorHAnsi" w:cstheme="majorBidi"/>
+        <w:rFonts/>
         <w:b/>
         <w:bCs/>
       </w:rPr>
@@ -3706,7 +3700,7 @@
         <w:spacing w:before="0" w:after="0" w:line="240" w:lineRule="auto"/>
       </w:pPr>
       <w:rPr>
-        <w:rFonts w:asciiTheme="majorHAnsi" w:eastAsiaTheme="majorEastAsia" w:hAnsiTheme="majorHAnsi" w:cstheme="majorBidi"/>
+        <w:rFonts/>
         <w:b/>
         <w:bCs/>
       </w:rPr>
@@ -3727,7 +3721,7 @@
         <w:spacing w:before="0" w:after="0" w:line="240" w:lineRule="auto"/>
       </w:pPr>
       <w:rPr>
-        <w:rFonts w:asciiTheme="majorHAnsi" w:eastAsiaTheme="majorEastAsia" w:hAnsiTheme="majorHAnsi" w:cstheme="majorBidi"/>
+        <w:rFonts/>
         <w:b/>
         <w:bCs/>
       </w:rPr>
@@ -3745,14 +3739,14 @@
     </w:tblStylePr>
     <w:tblStylePr w:type="firstCol">
       <w:rPr>
-        <w:rFonts w:asciiTheme="majorHAnsi" w:eastAsiaTheme="majorEastAsia" w:hAnsiTheme="majorHAnsi" w:cstheme="majorBidi"/>
+        <w:rFonts/>
         <w:b/>
         <w:bCs/>
       </w:rPr>
     </w:tblStylePr>
     <w:tblStylePr w:type="lastCol">
       <w:rPr>
-        <w:rFonts w:asciiTheme="majorHAnsi" w:eastAsiaTheme="majorEastAsia" w:hAnsiTheme="majorHAnsi" w:cstheme="majorBidi"/>
+        <w:rFonts/>
         <w:b/>
         <w:bCs/>
       </w:rPr>
@@ -3836,7 +3830,7 @@
         <w:spacing w:before="0" w:after="0" w:line="240" w:lineRule="auto"/>
       </w:pPr>
       <w:rPr>
-        <w:rFonts w:asciiTheme="majorHAnsi" w:eastAsiaTheme="majorEastAsia" w:hAnsiTheme="majorHAnsi" w:cstheme="majorBidi"/>
+        <w:rFonts/>
         <w:b/>
         <w:bCs/>
       </w:rPr>
@@ -3857,7 +3851,7 @@
         <w:spacing w:before="0" w:after="0" w:line="240" w:lineRule="auto"/>
       </w:pPr>
       <w:rPr>
-        <w:rFonts w:asciiTheme="majorHAnsi" w:eastAsiaTheme="majorEastAsia" w:hAnsiTheme="majorHAnsi" w:cstheme="majorBidi"/>
+        <w:rFonts/>
         <w:b/>
         <w:bCs/>
       </w:rPr>
@@ -3875,14 +3869,14 @@
     </w:tblStylePr>
     <w:tblStylePr w:type="firstCol">
       <w:rPr>
-        <w:rFonts w:asciiTheme="majorHAnsi" w:eastAsiaTheme="majorEastAsia" w:hAnsiTheme="majorHAnsi" w:cstheme="majorBidi"/>
+        <w:rFonts/>
         <w:b/>
         <w:bCs/>
       </w:rPr>
     </w:tblStylePr>
     <w:tblStylePr w:type="lastCol">
       <w:rPr>
-        <w:rFonts w:asciiTheme="majorHAnsi" w:eastAsiaTheme="majorEastAsia" w:hAnsiTheme="majorHAnsi" w:cstheme="majorBidi"/>
+        <w:rFonts/>
         <w:b/>
         <w:bCs/>
       </w:rPr>
@@ -3966,7 +3960,7 @@
         <w:spacing w:before="0" w:after="0" w:line="240" w:lineRule="auto"/>
       </w:pPr>
       <w:rPr>
-        <w:rFonts w:asciiTheme="majorHAnsi" w:eastAsiaTheme="majorEastAsia" w:hAnsiTheme="majorHAnsi" w:cstheme="majorBidi"/>
+        <w:rFonts/>
         <w:b/>
         <w:bCs/>
       </w:rPr>
@@ -3987,7 +3981,7 @@
         <w:spacing w:before="0" w:after="0" w:line="240" w:lineRule="auto"/>
       </w:pPr>
       <w:rPr>
-        <w:rFonts w:asciiTheme="majorHAnsi" w:eastAsiaTheme="majorEastAsia" w:hAnsiTheme="majorHAnsi" w:cstheme="majorBidi"/>
+        <w:rFonts/>
         <w:b/>
         <w:bCs/>
       </w:rPr>
@@ -4005,14 +3999,14 @@
     </w:tblStylePr>
     <w:tblStylePr w:type="firstCol">
       <w:rPr>
-        <w:rFonts w:asciiTheme="majorHAnsi" w:eastAsiaTheme="majorEastAsia" w:hAnsiTheme="majorHAnsi" w:cstheme="majorBidi"/>
+        <w:rFonts/>
         <w:b/>
         <w:bCs/>
       </w:rPr>
     </w:tblStylePr>
     <w:tblStylePr w:type="lastCol">
       <w:rPr>
-        <w:rFonts w:asciiTheme="majorHAnsi" w:eastAsiaTheme="majorEastAsia" w:hAnsiTheme="majorHAnsi" w:cstheme="majorBidi"/>
+        <w:rFonts/>
         <w:b/>
         <w:bCs/>
       </w:rPr>
@@ -5877,7 +5871,7 @@
     </w:tblPr>
     <w:tblStylePr w:type="firstRow">
       <w:rPr>
-        <w:rFonts w:asciiTheme="majorHAnsi" w:eastAsiaTheme="majorEastAsia" w:hAnsiTheme="majorHAnsi" w:cstheme="majorBidi"/>
+        <w:rFonts/>
       </w:rPr>
       <w:tblPr/>
       <w:tcPr>
@@ -5961,7 +5955,7 @@
     </w:tblPr>
     <w:tblStylePr w:type="firstRow">
       <w:rPr>
-        <w:rFonts w:asciiTheme="majorHAnsi" w:eastAsiaTheme="majorEastAsia" w:hAnsiTheme="majorHAnsi" w:cstheme="majorBidi"/>
+        <w:rFonts/>
       </w:rPr>
       <w:tblPr/>
       <w:tcPr>
@@ -6045,7 +6039,7 @@
     </w:tblPr>
     <w:tblStylePr w:type="firstRow">
       <w:rPr>
-        <w:rFonts w:asciiTheme="majorHAnsi" w:eastAsiaTheme="majorEastAsia" w:hAnsiTheme="majorHAnsi" w:cstheme="majorBidi"/>
+        <w:rFonts/>
       </w:rPr>
       <w:tblPr/>
       <w:tcPr>
@@ -6129,7 +6123,7 @@
     </w:tblPr>
     <w:tblStylePr w:type="firstRow">
       <w:rPr>
-        <w:rFonts w:asciiTheme="majorHAnsi" w:eastAsiaTheme="majorEastAsia" w:hAnsiTheme="majorHAnsi" w:cstheme="majorBidi"/>
+        <w:rFonts/>
       </w:rPr>
       <w:tblPr/>
       <w:tcPr>
@@ -6213,7 +6207,7 @@
     </w:tblPr>
     <w:tblStylePr w:type="firstRow">
       <w:rPr>
-        <w:rFonts w:asciiTheme="majorHAnsi" w:eastAsiaTheme="majorEastAsia" w:hAnsiTheme="majorHAnsi" w:cstheme="majorBidi"/>
+        <w:rFonts/>
       </w:rPr>
       <w:tblPr/>
       <w:tcPr>
@@ -6297,7 +6291,7 @@
     </w:tblPr>
     <w:tblStylePr w:type="firstRow">
       <w:rPr>
-        <w:rFonts w:asciiTheme="majorHAnsi" w:eastAsiaTheme="majorEastAsia" w:hAnsiTheme="majorHAnsi" w:cstheme="majorBidi"/>
+        <w:rFonts/>
       </w:rPr>
       <w:tblPr/>
       <w:tcPr>
@@ -6381,7 +6375,7 @@
     </w:tblPr>
     <w:tblStylePr w:type="firstRow">
       <w:rPr>
-        <w:rFonts w:asciiTheme="majorHAnsi" w:eastAsiaTheme="majorEastAsia" w:hAnsiTheme="majorHAnsi" w:cstheme="majorBidi"/>
+        <w:rFonts/>
       </w:rPr>
       <w:tblPr/>
       <w:tcPr>
@@ -6446,7 +6440,7 @@
       <w:spacing w:after="0" w:line="240" w:lineRule="auto"/>
     </w:pPr>
     <w:rPr>
-      <w:rFonts w:asciiTheme="majorHAnsi" w:eastAsiaTheme="majorEastAsia" w:hAnsiTheme="majorHAnsi" w:cstheme="majorBidi"/>
+      <w:rFonts/>
       <w:color w:val="000000" w:themeColor="text1"/>
     </w:rPr>
     <w:tblPr>
@@ -6574,7 +6568,7 @@
       <w:spacing w:after="0" w:line="240" w:lineRule="auto"/>
     </w:pPr>
     <w:rPr>
-      <w:rFonts w:asciiTheme="majorHAnsi" w:eastAsiaTheme="majorEastAsia" w:hAnsiTheme="majorHAnsi" w:cstheme="majorBidi"/>
+      <w:rFonts/>
       <w:color w:val="000000" w:themeColor="text1"/>
     </w:rPr>
     <w:tblPr>
@@ -6702,7 +6696,7 @@
       <w:spacing w:after="0" w:line="240" w:lineRule="auto"/>
     </w:pPr>
     <w:rPr>
-      <w:rFonts w:asciiTheme="majorHAnsi" w:eastAsiaTheme="majorEastAsia" w:hAnsiTheme="majorHAnsi" w:cstheme="majorBidi"/>
+      <w:rFonts/>
       <w:color w:val="000000" w:themeColor="text1"/>
     </w:rPr>
     <w:tblPr>
@@ -6830,7 +6824,7 @@
       <w:spacing w:after="0" w:line="240" w:lineRule="auto"/>
     </w:pPr>
     <w:rPr>
-      <w:rFonts w:asciiTheme="majorHAnsi" w:eastAsiaTheme="majorEastAsia" w:hAnsiTheme="majorHAnsi" w:cstheme="majorBidi"/>
+      <w:rFonts/>
       <w:color w:val="000000" w:themeColor="text1"/>
     </w:rPr>
     <w:tblPr>
@@ -6958,7 +6952,7 @@
       <w:spacing w:after="0" w:line="240" w:lineRule="auto"/>
     </w:pPr>
     <w:rPr>
-      <w:rFonts w:asciiTheme="majorHAnsi" w:eastAsiaTheme="majorEastAsia" w:hAnsiTheme="majorHAnsi" w:cstheme="majorBidi"/>
+      <w:rFonts/>
       <w:color w:val="000000" w:themeColor="text1"/>
     </w:rPr>
     <w:tblPr>
@@ -7086,7 +7080,7 @@
       <w:spacing w:after="0" w:line="240" w:lineRule="auto"/>
     </w:pPr>
     <w:rPr>
-      <w:rFonts w:asciiTheme="majorHAnsi" w:eastAsiaTheme="majorEastAsia" w:hAnsiTheme="majorHAnsi" w:cstheme="majorBidi"/>
+      <w:rFonts/>
       <w:color w:val="000000" w:themeColor="text1"/>
     </w:rPr>
     <w:tblPr>
@@ -7214,7 +7208,7 @@
       <w:spacing w:after="0" w:line="240" w:lineRule="auto"/>
     </w:pPr>
     <w:rPr>
-      <w:rFonts w:asciiTheme="majorHAnsi" w:eastAsiaTheme="majorEastAsia" w:hAnsiTheme="majorHAnsi" w:cstheme="majorBidi"/>
+      <w:rFonts/>
       <w:color w:val="000000" w:themeColor="text1"/>
     </w:rPr>
     <w:tblPr>
@@ -7853,7 +7847,7 @@
       <w:spacing w:after="0" w:line="240" w:lineRule="auto"/>
     </w:pPr>
     <w:rPr>
-      <w:rFonts w:asciiTheme="majorHAnsi" w:eastAsiaTheme="majorEastAsia" w:hAnsiTheme="majorHAnsi" w:cstheme="majorBidi"/>
+      <w:rFonts/>
       <w:color w:val="000000" w:themeColor="text1"/>
     </w:rPr>
     <w:tblPr>
@@ -7978,7 +7972,7 @@
       <w:spacing w:after="0" w:line="240" w:lineRule="auto"/>
     </w:pPr>
     <w:rPr>
-      <w:rFonts w:asciiTheme="majorHAnsi" w:eastAsiaTheme="majorEastAsia" w:hAnsiTheme="majorHAnsi" w:cstheme="majorBidi"/>
+      <w:rFonts/>
       <w:color w:val="000000" w:themeColor="text1"/>
     </w:rPr>
     <w:tblPr>
@@ -8103,7 +8097,7 @@
       <w:spacing w:after="0" w:line="240" w:lineRule="auto"/>
     </w:pPr>
     <w:rPr>
-      <w:rFonts w:asciiTheme="majorHAnsi" w:eastAsiaTheme="majorEastAsia" w:hAnsiTheme="majorHAnsi" w:cstheme="majorBidi"/>
+      <w:rFonts/>
       <w:color w:val="000000" w:themeColor="text1"/>
     </w:rPr>
     <w:tblPr>
@@ -8228,7 +8222,7 @@
       <w:spacing w:after="0" w:line="240" w:lineRule="auto"/>
     </w:pPr>
     <w:rPr>
-      <w:rFonts w:asciiTheme="majorHAnsi" w:eastAsiaTheme="majorEastAsia" w:hAnsiTheme="majorHAnsi" w:cstheme="majorBidi"/>
+      <w:rFonts/>
       <w:color w:val="000000" w:themeColor="text1"/>
     </w:rPr>
     <w:tblPr>
@@ -8353,7 +8347,7 @@
       <w:spacing w:after="0" w:line="240" w:lineRule="auto"/>
     </w:pPr>
     <w:rPr>
-      <w:rFonts w:asciiTheme="majorHAnsi" w:eastAsiaTheme="majorEastAsia" w:hAnsiTheme="majorHAnsi" w:cstheme="majorBidi"/>
+      <w:rFonts/>
       <w:color w:val="000000" w:themeColor="text1"/>
     </w:rPr>
     <w:tblPr>
@@ -8478,7 +8472,7 @@
       <w:spacing w:after="0" w:line="240" w:lineRule="auto"/>
     </w:pPr>
     <w:rPr>
-      <w:rFonts w:asciiTheme="majorHAnsi" w:eastAsiaTheme="majorEastAsia" w:hAnsiTheme="majorHAnsi" w:cstheme="majorBidi"/>
+      <w:rFonts/>
       <w:color w:val="000000" w:themeColor="text1"/>
     </w:rPr>
     <w:tblPr>
@@ -8603,7 +8597,7 @@
       <w:spacing w:after="0" w:line="240" w:lineRule="auto"/>
     </w:pPr>
     <w:rPr>
-      <w:rFonts w:asciiTheme="majorHAnsi" w:eastAsiaTheme="majorEastAsia" w:hAnsiTheme="majorHAnsi" w:cstheme="majorBidi"/>
+      <w:rFonts/>
       <w:color w:val="000000" w:themeColor="text1"/>
     </w:rPr>
     <w:tblPr>
